--- a/Руководство программиста.docx
+++ b/Руководство программиста.docx
@@ -3935,14 +3935,30 @@
       <w:r>
         <w:t>/HTML5) и сервера (</w:t>
       </w:r>
-      <w:proofErr w:type="spellStart"/>
       <w:r>
         <w:rPr>
           <w:lang w:val="en-US"/>
         </w:rPr>
-        <w:t>FastAPI</w:t>
-      </w:r>
-      <w:proofErr w:type="spellEnd"/>
+        <w:t>Django</w:t>
+      </w:r>
+      <w:r>
+        <w:t xml:space="preserve"> </w:t>
+      </w:r>
+      <w:r>
+        <w:rPr>
+          <w:lang w:val="en-US"/>
+        </w:rPr>
+        <w:t>REST</w:t>
+      </w:r>
+      <w:r>
+        <w:t xml:space="preserve"> </w:t>
+      </w:r>
+      <w:r>
+        <w:rPr>
+          <w:lang w:val="en-US"/>
+        </w:rPr>
+        <w:t>Framework</w:t>
+      </w:r>
       <w:r>
         <w:t>);</w:t>
       </w:r>
@@ -4119,24 +4135,7 @@
         <w:ind w:left="0" w:firstLine="709"/>
       </w:pPr>
       <w:r>
-        <w:t>систему логирования и мониторинга ошибок через стандарт</w:t>
-      </w:r>
-      <w:r>
-        <w:t xml:space="preserve"> </w:t>
-      </w:r>
-      <w:proofErr w:type="spellStart"/>
-      <w:r>
-        <w:rPr>
-          <w:lang w:val="en-US"/>
-        </w:rPr>
-        <w:t>FastAPI</w:t>
-      </w:r>
-      <w:proofErr w:type="spellEnd"/>
-      <w:r>
-        <w:t xml:space="preserve"> или</w:t>
-      </w:r>
-      <w:r>
-        <w:t xml:space="preserve"> </w:t>
+        <w:t xml:space="preserve">систему логирования и мониторинга ошибок через стандарт </w:t>
       </w:r>
       <w:proofErr w:type="spellStart"/>
       <w:r>
@@ -4475,12 +4474,17 @@
         <w:pStyle w:val="2"/>
       </w:pPr>
       <w:r>
-        <w:t>Передача управления и параметров</w:t>
+        <w:t>Пер</w:t>
+      </w:r>
+      <w:bookmarkStart w:id="17" w:name="_GoBack"/>
+      <w:bookmarkEnd w:id="17"/>
+      <w:r>
+        <w:t>едача управления и параметров</w:t>
       </w:r>
       <w:bookmarkEnd w:id="16"/>
     </w:p>
     <w:p>
-      <w:bookmarkStart w:id="17" w:name="_Toc212555140"/>
+      <w:bookmarkStart w:id="18" w:name="_Toc212555140"/>
       <w:r>
         <w:t xml:space="preserve">Управление системой выполняется через интерактивный </w:t>
       </w:r>
@@ -4600,8 +4604,6 @@
       <w:r>
         <w:t>проектов, файлов</w:t>
       </w:r>
-      <w:bookmarkStart w:id="18" w:name="_GoBack"/>
-      <w:bookmarkEnd w:id="18"/>
       <w:r>
         <w:t>).</w:t>
       </w:r>
@@ -4713,7 +4715,7 @@
       <w:r>
         <w:t>Входные и выходные данные</w:t>
       </w:r>
-      <w:bookmarkEnd w:id="17"/>
+      <w:bookmarkEnd w:id="18"/>
     </w:p>
     <w:p>
       <w:bookmarkStart w:id="19" w:name="_Toc212555141"/>
@@ -4971,14 +4973,30 @@
       <w:r>
         <w:t xml:space="preserve">серверная проверка типов данных, длины строк и уникальности записей через </w:t>
       </w:r>
-      <w:proofErr w:type="spellStart"/>
       <w:r>
         <w:rPr>
           <w:lang w:val="en-US"/>
         </w:rPr>
-        <w:t>FastAPI</w:t>
-      </w:r>
-      <w:proofErr w:type="spellEnd"/>
+        <w:t>Django</w:t>
+      </w:r>
+      <w:r>
+        <w:t xml:space="preserve"> </w:t>
+      </w:r>
+      <w:r>
+        <w:rPr>
+          <w:lang w:val="en-US"/>
+        </w:rPr>
+        <w:t>REST</w:t>
+      </w:r>
+      <w:r>
+        <w:t xml:space="preserve"> </w:t>
+      </w:r>
+      <w:r>
+        <w:rPr>
+          <w:lang w:val="en-US"/>
+        </w:rPr>
+        <w:t>Framework</w:t>
+      </w:r>
       <w:r>
         <w:t>;</w:t>
       </w:r>
